--- a/klagomål/A 54343-2025 FSC-klagomål.docx
+++ b/klagomål/A 54343-2025 FSC-klagomål.docx
@@ -1405,7 +1405,7 @@
     <w:r>
       <w:tab/>
       <w:tab/>
-      <w:t>2026-09-14</w:t>
+      <w:t>2026-09-15</w:t>
       <w:br/>
       <w:br/>
     </w:r>

--- a/klagomål/A 54343-2025 FSC-klagomål.docx
+++ b/klagomål/A 54343-2025 FSC-klagomål.docx
@@ -1405,7 +1405,7 @@
     <w:r>
       <w:tab/>
       <w:tab/>
-      <w:t>2026-09-15</w:t>
+      <w:t>2026-09-16</w:t>
       <w:br/>
       <w:br/>
     </w:r>

--- a/klagomål/A 54343-2025 FSC-klagomål.docx
+++ b/klagomål/A 54343-2025 FSC-klagomål.docx
@@ -1405,7 +1405,7 @@
     <w:r>
       <w:tab/>
       <w:tab/>
-      <w:t>2026-09-16</w:t>
+      <w:t>2026-09-17</w:t>
       <w:br/>
       <w:br/>
     </w:r>

--- a/klagomål/A 54343-2025 FSC-klagomål.docx
+++ b/klagomål/A 54343-2025 FSC-klagomål.docx
@@ -1405,7 +1405,7 @@
     <w:r>
       <w:tab/>
       <w:tab/>
-      <w:t>2026-09-17</w:t>
+      <w:t>2026-09-18</w:t>
       <w:br/>
       <w:br/>
     </w:r>

--- a/klagomål/A 54343-2025 FSC-klagomål.docx
+++ b/klagomål/A 54343-2025 FSC-klagomål.docx
@@ -1405,7 +1405,7 @@
     <w:r>
       <w:tab/>
       <w:tab/>
-      <w:t>2026-09-18</w:t>
+      <w:t>2026-09-19</w:t>
       <w:br/>
       <w:br/>
     </w:r>

--- a/klagomål/A 54343-2025 FSC-klagomål.docx
+++ b/klagomål/A 54343-2025 FSC-klagomål.docx
@@ -1405,7 +1405,7 @@
     <w:r>
       <w:tab/>
       <w:tab/>
-      <w:t>2026-09-19</w:t>
+      <w:t>2026-09-21</w:t>
       <w:br/>
       <w:br/>
     </w:r>

--- a/klagomål/A 54343-2025 FSC-klagomål.docx
+++ b/klagomål/A 54343-2025 FSC-klagomål.docx
@@ -1405,7 +1405,7 @@
     <w:r>
       <w:tab/>
       <w:tab/>
-      <w:t>2026-09-21</w:t>
+      <w:t>2026-09-23</w:t>
       <w:br/>
       <w:br/>
     </w:r>

--- a/klagomål/A 54343-2025 FSC-klagomål.docx
+++ b/klagomål/A 54343-2025 FSC-klagomål.docx
@@ -1405,7 +1405,7 @@
     <w:r>
       <w:tab/>
       <w:tab/>
-      <w:t>2026-09-23</w:t>
+      <w:t>2026-09-24</w:t>
       <w:br/>
       <w:br/>
     </w:r>

--- a/klagomål/A 54343-2025 FSC-klagomål.docx
+++ b/klagomål/A 54343-2025 FSC-klagomål.docx
@@ -1405,7 +1405,7 @@
     <w:r>
       <w:tab/>
       <w:tab/>
-      <w:t>2026-09-24</w:t>
+      <w:t>2026-09-25</w:t>
       <w:br/>
       <w:br/>
     </w:r>

--- a/klagomål/A 54343-2025 FSC-klagomål.docx
+++ b/klagomål/A 54343-2025 FSC-klagomål.docx
@@ -1405,7 +1405,7 @@
     <w:r>
       <w:tab/>
       <w:tab/>
-      <w:t>2026-09-25</w:t>
+      <w:t>2026-09-26</w:t>
       <w:br/>
       <w:br/>
     </w:r>

--- a/klagomål/A 54343-2025 FSC-klagomål.docx
+++ b/klagomål/A 54343-2025 FSC-klagomål.docx
@@ -1405,7 +1405,7 @@
     <w:r>
       <w:tab/>
       <w:tab/>
-      <w:t>2026-09-26</w:t>
+      <w:t>2026-09-27</w:t>
       <w:br/>
       <w:br/>
     </w:r>

--- a/klagomål/A 54343-2025 FSC-klagomål.docx
+++ b/klagomål/A 54343-2025 FSC-klagomål.docx
@@ -178,7 +178,7 @@
       <w:r>
         <w:drawing>
           <wp:inline xmlns:a="http://schemas.openxmlformats.org/drawingml/2006/main" xmlns:pic="http://schemas.openxmlformats.org/drawingml/2006/picture">
-            <wp:extent cx="5486400" cy="4581427"/>
+            <wp:extent cx="5486400" cy="4703975"/>
             <wp:docPr id="1" name="Picture 1"/>
             <wp:cNvGraphicFramePr>
               <a:graphicFrameLocks noChangeAspect="1"/>
@@ -199,7 +199,7 @@
                   <pic:spPr>
                     <a:xfrm>
                       <a:off x="0" y="0"/>
-                      <a:ext cx="5486400" cy="4581427"/>
+                      <a:ext cx="5486400" cy="4703975"/>
                     </a:xfrm>
                     <a:prstGeom prst="rect"/>
                   </pic:spPr>
@@ -221,7 +221,7 @@
     </w:p>
     <w:p>
       <w:r>
-        <w:t>I och inom 23 meter från avverkningsanmälan finns fynd av 24 naturvårdsarter, varav 9 är rödlistade, 4 är fridlysta, 18 är typiska (T) och 11 är signalarter (S): garnlav (VU, T), gränsticka (VU, T), dunmossa (NT, T), kattfotslav (NT, T), motaggsvamp (NT, T), tallticka (NT, T), ullticka (NT, T), vedskivlav (NT, T), vedtrappmossa (NT, T), barkticka (S, T), kornknutmossa (S, T), platt fjädermossa (S, T), rostfläck (S, T), rödgul trumpetsvamp (S), stor revmossa (S), thomsons trägnagare (S), trind spretmossa (S), trådticka (S, T), vedticka (S, T), vågbandad barkbock (S), blåsippa (T, §9), spillkråka (T, §4), tjäder (T, §4) och kungsfågel (§4). Se Figur 1.</w:t>
+        <w:t>I och inom 23 meter från avverkningsanmälan finns fynd av 28 naturvårdsarter, varav 11 är rödlistade, 4 är fridlysta, 21 är typiska (T) och 13 är signalarter (S): garnlav (VU, T), gränsticka (VU, T), dunmossa (NT, T), grönhjon (NT), kattfotslav (NT, T), motaggsvamp (NT, T), sårläka (NT, T), tallticka (NT, T), ullticka (NT, T), vedskivlav (NT, T), vedtrappmossa (NT, T), barkticka (S, T), bronshjon (S, T), granbarkgnagare (S, T), kornknutmossa (S, T), platt fjädermossa (S, T), rostfläck (S, T), rödgul trumpetsvamp (S), stor revmossa (S), thomsons trägnagare (S), trind spretmossa (S), trådticka (S, T), vedticka (S, T), vågbandad barkbock (S), blåsippa (T, §9), spillkråka (T, §4), tjäder (T, §4) och kungsfågel (§4). Se Figur 1.</w:t>
       </w:r>
     </w:p>
     <w:p>
@@ -330,6 +330,17 @@
         <w:rPr>
           <w:b/>
         </w:rPr>
+        <w:t>Grönhjon (NT)</w:t>
+      </w:r>
+      <w:r>
+        <w:t xml:space="preserve"> är en skalbagge vars larvutveckling framför allt sker i grovbarkiga grenar (minst 3–5 cm tjocka) på gamla granar, men även i klena stamdelar av barrträd, främst gran, i mindre omfattning tall. Arten är knuten till gamla och gärna glesa granskogar där det finns långsamväxande träd med välutvecklat grenverk. Larverna lever i den skrovliga barken och gör en flera cm bred platt gång som mest liknar en rund håla och är tydligt nedsänkt i vedytan. I kanten av eller mitt på gången finner man en 5 mm bred, oval gång in i grenens ved där arten gör sin puppkammare. Insekten kläcks sedan ut genom samma gång. Främsta hotet är att gamla granar med grova grenar försvinner genom skogsbruk. Äldre granbestånd bör sparas så långt det är möjligt, och inte gallras eller slutavverkas (SLU Artdatabanken, 2024).</w:t>
+      </w:r>
+    </w:p>
+    <w:p>
+      <w:r>
+        <w:rPr>
+          <w:b/>
+        </w:rPr>
         <w:t xml:space="preserve">Kattfotslav (NT) </w:t>
       </w:r>
       <w:r>
@@ -379,6 +390,35 @@
         <w:rPr>
           <w:b/>
         </w:rPr>
+        <w:t>Sårläka (NT)</w:t>
+      </w:r>
+      <w:r>
+        <w:t xml:space="preserve"> växer på mullrik mark i skuggiga eller halvskuggiga lövskogar och lundar men också i örtrika kalkbarrskogar. Arten ingår i en exklusiv lundflora som bara uppträder i de allra rikaste kalkbarrskogarna söder om den biologiska norrlandsgränsen. I ädellövskogar och lundar är den också knuten till områden med en mycket rik mångfald av naturvårdsarter. Enligt Riksskogstaxeringens data förefaller den ha minskat kraftigt (&gt;50%) vilket troligen kan förklaras av det storskaliga skogsbruket med kalhyggen. Sårläka är typisk art för </w:t>
+      </w:r>
+      <w:r>
+        <w:rPr>
+          <w:i/>
+        </w:rPr>
+        <w:t xml:space="preserve">9050 Näringsrik granskog, 9020 Nordlig ädellövskog, 9130 Näringsrik bokskog </w:t>
+      </w:r>
+      <w:r>
+        <w:t xml:space="preserve">och </w:t>
+      </w:r>
+      <w:r>
+        <w:rPr>
+          <w:i/>
+        </w:rPr>
+        <w:t>9160 Näringsrik ekskog</w:t>
+      </w:r>
+      <w:r>
+        <w:t xml:space="preserve"> samt värdväxt för den rödlistade fjärilen sårläkeplattmal (NT) (SLU Artdatabanken, 2026; Nitare &amp; Skogsstyrelsen, 2019).</w:t>
+      </w:r>
+    </w:p>
+    <w:p>
+      <w:r>
+        <w:rPr>
+          <w:b/>
+        </w:rPr>
         <w:t xml:space="preserve">Tallticka (NT) </w:t>
       </w:r>
       <w:r>
@@ -526,6 +566,46 @@
       </w:r>
       <w:r>
         <w:t xml:space="preserve"> (SLU Artdatabanken, 2025; Nitare &amp; Skogsstyrelsen, 2019).</w:t>
+      </w:r>
+    </w:p>
+    <w:p>
+      <w:r>
+        <w:rPr>
+          <w:b/>
+        </w:rPr>
+        <w:t>Bronshjon</w:t>
+      </w:r>
+      <w:r>
+        <w:t xml:space="preserve"> är en skalbagge vars larvutveckling sker under grov bark på stammar av döda eller döende barrträd, främst gran, i mindre omfattning tall. Arten är knuten till äldre, naturskogslik granskog med inslag av torkande träd. Bronshjon är typisk art för </w:t>
+      </w:r>
+      <w:r>
+        <w:rPr>
+          <w:i/>
+        </w:rPr>
+        <w:t>9010 Taiga</w:t>
+      </w:r>
+      <w:r>
+        <w:t xml:space="preserve"> (SLU Artdatabanken, 2025).</w:t>
+      </w:r>
+    </w:p>
+    <w:p>
+      <w:r>
+        <w:rPr>
+          <w:b/>
+        </w:rPr>
+        <w:t xml:space="preserve">Granbarkgnagare </w:t>
+      </w:r>
+      <w:r>
+        <w:t xml:space="preserve">är en skalbagge vars larvutveckling sker i den tjocka ytterbarken på gamla och mycket grova levande granar. Man lägger lätt märke till angreppen på träden eftersom flera grova kläckhål ligger ganska tätt intill varandra på de grövre barkåsarna. Kläckhålen är runda och ca 1,5 mm breda. Granbarkgnagare är typisk art för </w:t>
+      </w:r>
+      <w:r>
+        <w:rPr>
+          <w:i/>
+        </w:rPr>
+        <w:t xml:space="preserve">9010 Taiga </w:t>
+      </w:r>
+      <w:r>
+        <w:t>(Ehnström, 2002; SLU Artdatabanken, 2025).</w:t>
       </w:r>
     </w:p>
     <w:p>
@@ -907,7 +987,7 @@
         <w:rPr>
           <w:i/>
         </w:rPr>
-        <w:t>I det avverkningsanmälda skogsområdet har 20 rödlistade arter och signalarter påträffats. Detta ska jämföras med Skogsstyrelsens uppföljning 2017 av nyckelbiotoper som visade att man i genomsnitt hittar 20,6 olika rödlistade arter och signalarter i en nyckelbiotop (Wijk, S. 2017. Biologisk mångfald i nyckelbiotoper – Resultat från inventeringen “Uppföljning biologisk mångfald” 2009–2015. Rapport 4/2017 Skogsstyrelsen, Jönköping).</w:t>
+        <w:t>I det avverkningsanmälda skogsområdet har 24 rödlistade arter och signalarter påträffats. Detta ska jämföras med Skogsstyrelsens uppföljning 2017 av nyckelbiotoper som visade att man i genomsnitt hittar 20,6 olika rödlistade arter och signalarter i en nyckelbiotop (Wijk, S. 2017. Biologisk mångfald i nyckelbiotoper – Resultat från inventeringen “Uppföljning biologisk mångfald” 2009–2015. Rapport 4/2017 Skogsstyrelsen, Jönköping).</w:t>
       </w:r>
     </w:p>
     <w:p>
@@ -936,7 +1016,7 @@
         <w:rPr>
           <w:i/>
         </w:rPr>
-        <w:t>I det avverkningsanmälda skogsområdet har 24 naturvårdsarter varav 9 rödlistade arter sina livsmiljöer och växtplatser.</w:t>
+        <w:t>I det avverkningsanmälda skogsområdet har 28 naturvårdsarter varav 11 rödlistade arter sina livsmiljöer och växtplatser.</w:t>
       </w:r>
     </w:p>
     <w:p>
@@ -1405,7 +1485,7 @@
     <w:r>
       <w:tab/>
       <w:tab/>
-      <w:t>2026-09-27</w:t>
+      <w:t>2026-09-28</w:t>
       <w:br/>
       <w:br/>
     </w:r>

--- a/klagomål/A 54343-2025 FSC-klagomål.docx
+++ b/klagomål/A 54343-2025 FSC-klagomål.docx
@@ -1485,7 +1485,7 @@
     <w:r>
       <w:tab/>
       <w:tab/>
-      <w:t>2026-09-28</w:t>
+      <w:t>2026-09-29</w:t>
       <w:br/>
       <w:br/>
     </w:r>

--- a/klagomål/A 54343-2025 FSC-klagomål.docx
+++ b/klagomål/A 54343-2025 FSC-klagomål.docx
@@ -1485,7 +1485,7 @@
     <w:r>
       <w:tab/>
       <w:tab/>
-      <w:t>2026-09-29</w:t>
+      <w:t>2026-09-30</w:t>
       <w:br/>
       <w:br/>
     </w:r>

--- a/klagomål/A 54343-2025 FSC-klagomål.docx
+++ b/klagomål/A 54343-2025 FSC-klagomål.docx
@@ -1485,7 +1485,7 @@
     <w:r>
       <w:tab/>
       <w:tab/>
-      <w:t>2026-09-30</w:t>
+      <w:t>2026-10-01</w:t>
       <w:br/>
       <w:br/>
     </w:r>

--- a/klagomål/A 54343-2025 FSC-klagomål.docx
+++ b/klagomål/A 54343-2025 FSC-klagomål.docx
@@ -1485,7 +1485,7 @@
     <w:r>
       <w:tab/>
       <w:tab/>
-      <w:t>2026-10-01</w:t>
+      <w:t>2026-10-02</w:t>
       <w:br/>
       <w:br/>
     </w:r>

--- a/klagomål/A 54343-2025 FSC-klagomål.docx
+++ b/klagomål/A 54343-2025 FSC-klagomål.docx
@@ -1485,7 +1485,7 @@
     <w:r>
       <w:tab/>
       <w:tab/>
-      <w:t>2026-10-02</w:t>
+      <w:t>2026-10-03</w:t>
       <w:br/>
       <w:br/>
     </w:r>

--- a/klagomål/A 54343-2025 FSC-klagomål.docx
+++ b/klagomål/A 54343-2025 FSC-klagomål.docx
@@ -1485,7 +1485,7 @@
     <w:r>
       <w:tab/>
       <w:tab/>
-      <w:t>2026-10-03</w:t>
+      <w:t>2026-10-04</w:t>
       <w:br/>
       <w:br/>
     </w:r>

--- a/klagomål/A 54343-2025 FSC-klagomål.docx
+++ b/klagomål/A 54343-2025 FSC-klagomål.docx
@@ -1485,7 +1485,7 @@
     <w:r>
       <w:tab/>
       <w:tab/>
-      <w:t>2026-10-04</w:t>
+      <w:t>2026-10-05</w:t>
       <w:br/>
       <w:br/>
     </w:r>

--- a/klagomål/A 54343-2025 FSC-klagomål.docx
+++ b/klagomål/A 54343-2025 FSC-klagomål.docx
@@ -1485,7 +1485,7 @@
     <w:r>
       <w:tab/>
       <w:tab/>
-      <w:t>2026-10-05</w:t>
+      <w:t>2026-10-06</w:t>
       <w:br/>
       <w:br/>
     </w:r>

--- a/klagomål/A 54343-2025 FSC-klagomål.docx
+++ b/klagomål/A 54343-2025 FSC-klagomål.docx
@@ -1485,7 +1485,7 @@
     <w:r>
       <w:tab/>
       <w:tab/>
-      <w:t>2026-10-06</w:t>
+      <w:t>2026-10-07</w:t>
       <w:br/>
       <w:br/>
     </w:r>

--- a/klagomål/A 54343-2025 FSC-klagomål.docx
+++ b/klagomål/A 54343-2025 FSC-klagomål.docx
@@ -1485,7 +1485,7 @@
     <w:r>
       <w:tab/>
       <w:tab/>
-      <w:t>2026-10-07</w:t>
+      <w:t>2026-10-08</w:t>
       <w:br/>
       <w:br/>
     </w:r>

--- a/klagomål/A 54343-2025 FSC-klagomål.docx
+++ b/klagomål/A 54343-2025 FSC-klagomål.docx
@@ -1485,7 +1485,7 @@
     <w:r>
       <w:tab/>
       <w:tab/>
-      <w:t>2026-10-08</w:t>
+      <w:t>2026-10-09</w:t>
       <w:br/>
       <w:br/>
     </w:r>

--- a/klagomål/A 54343-2025 FSC-klagomål.docx
+++ b/klagomål/A 54343-2025 FSC-klagomål.docx
@@ -1485,7 +1485,7 @@
     <w:r>
       <w:tab/>
       <w:tab/>
-      <w:t>2026-10-09</w:t>
+      <w:t>2026-10-10</w:t>
       <w:br/>
       <w:br/>
     </w:r>

--- a/klagomål/A 54343-2025 FSC-klagomål.docx
+++ b/klagomål/A 54343-2025 FSC-klagomål.docx
@@ -1485,7 +1485,7 @@
     <w:r>
       <w:tab/>
       <w:tab/>
-      <w:t>2026-10-10</w:t>
+      <w:t>2026-10-11</w:t>
       <w:br/>
       <w:br/>
     </w:r>

--- a/klagomål/A 54343-2025 FSC-klagomål.docx
+++ b/klagomål/A 54343-2025 FSC-klagomål.docx
@@ -1485,7 +1485,7 @@
     <w:r>
       <w:tab/>
       <w:tab/>
-      <w:t>2026-10-11</w:t>
+      <w:t>2026-10-12</w:t>
       <w:br/>
       <w:br/>
     </w:r>

--- a/klagomål/A 54343-2025 FSC-klagomål.docx
+++ b/klagomål/A 54343-2025 FSC-klagomål.docx
@@ -1485,7 +1485,7 @@
     <w:r>
       <w:tab/>
       <w:tab/>
-      <w:t>2026-10-12</w:t>
+      <w:t>2026-10-13</w:t>
       <w:br/>
       <w:br/>
     </w:r>

--- a/klagomål/A 54343-2025 FSC-klagomål.docx
+++ b/klagomål/A 54343-2025 FSC-klagomål.docx
@@ -1485,7 +1485,7 @@
     <w:r>
       <w:tab/>
       <w:tab/>
-      <w:t>2026-10-13</w:t>
+      <w:t>2026-10-14</w:t>
       <w:br/>
       <w:br/>
     </w:r>

--- a/klagomål/A 54343-2025 FSC-klagomål.docx
+++ b/klagomål/A 54343-2025 FSC-klagomål.docx
@@ -1485,7 +1485,7 @@
     <w:r>
       <w:tab/>
       <w:tab/>
-      <w:t>2026-10-14</w:t>
+      <w:t>2026-10-15</w:t>
       <w:br/>
       <w:br/>
     </w:r>

--- a/klagomål/A 54343-2025 FSC-klagomål.docx
+++ b/klagomål/A 54343-2025 FSC-klagomål.docx
@@ -1485,7 +1485,7 @@
     <w:r>
       <w:tab/>
       <w:tab/>
-      <w:t>2026-10-15</w:t>
+      <w:t>2026-10-16</w:t>
       <w:br/>
       <w:br/>
     </w:r>

--- a/klagomål/A 54343-2025 FSC-klagomål.docx
+++ b/klagomål/A 54343-2025 FSC-klagomål.docx
@@ -1485,7 +1485,7 @@
     <w:r>
       <w:tab/>
       <w:tab/>
-      <w:t>2026-10-16</w:t>
+      <w:t>2026-10-17</w:t>
       <w:br/>
       <w:br/>
     </w:r>

--- a/klagomål/A 54343-2025 FSC-klagomål.docx
+++ b/klagomål/A 54343-2025 FSC-klagomål.docx
@@ -1485,7 +1485,7 @@
     <w:r>
       <w:tab/>
       <w:tab/>
-      <w:t>2026-10-17</w:t>
+      <w:t>2026-10-18</w:t>
       <w:br/>
       <w:br/>
     </w:r>

--- a/klagomål/A 54343-2025 FSC-klagomål.docx
+++ b/klagomål/A 54343-2025 FSC-klagomål.docx
@@ -1485,7 +1485,7 @@
     <w:r>
       <w:tab/>
       <w:tab/>
-      <w:t>2026-10-18</w:t>
+      <w:t>2026-10-19</w:t>
       <w:br/>
       <w:br/>
     </w:r>

--- a/klagomål/A 54343-2025 FSC-klagomål.docx
+++ b/klagomål/A 54343-2025 FSC-klagomål.docx
@@ -1485,7 +1485,7 @@
     <w:r>
       <w:tab/>
       <w:tab/>
-      <w:t>2026-10-19</w:t>
+      <w:t>2026-10-20</w:t>
       <w:br/>
       <w:br/>
     </w:r>

--- a/klagomål/A 54343-2025 FSC-klagomål.docx
+++ b/klagomål/A 54343-2025 FSC-klagomål.docx
@@ -1485,7 +1485,7 @@
     <w:r>
       <w:tab/>
       <w:tab/>
-      <w:t>2026-10-20</w:t>
+      <w:t>2026-10-21</w:t>
       <w:br/>
       <w:br/>
     </w:r>

--- a/klagomål/A 54343-2025 FSC-klagomål.docx
+++ b/klagomål/A 54343-2025 FSC-klagomål.docx
@@ -1485,7 +1485,7 @@
     <w:r>
       <w:tab/>
       <w:tab/>
-      <w:t>2026-10-21</w:t>
+      <w:t>2026-10-22</w:t>
       <w:br/>
       <w:br/>
     </w:r>

--- a/klagomål/A 54343-2025 FSC-klagomål.docx
+++ b/klagomål/A 54343-2025 FSC-klagomål.docx
@@ -1485,7 +1485,7 @@
     <w:r>
       <w:tab/>
       <w:tab/>
-      <w:t>2026-10-22</w:t>
+      <w:t>2026-10-23</w:t>
       <w:br/>
       <w:br/>
     </w:r>

--- a/klagomål/A 54343-2025 FSC-klagomål.docx
+++ b/klagomål/A 54343-2025 FSC-klagomål.docx
@@ -1485,7 +1485,7 @@
     <w:r>
       <w:tab/>
       <w:tab/>
-      <w:t>2026-10-23</w:t>
+      <w:t>2026-10-24</w:t>
       <w:br/>
       <w:br/>
     </w:r>

--- a/klagomål/A 54343-2025 FSC-klagomål.docx
+++ b/klagomål/A 54343-2025 FSC-klagomål.docx
@@ -1485,7 +1485,7 @@
     <w:r>
       <w:tab/>
       <w:tab/>
-      <w:t>2026-10-24</w:t>
+      <w:t>2026-10-25</w:t>
       <w:br/>
       <w:br/>
     </w:r>

--- a/klagomål/A 54343-2025 FSC-klagomål.docx
+++ b/klagomål/A 54343-2025 FSC-klagomål.docx
@@ -1485,7 +1485,7 @@
     <w:r>
       <w:tab/>
       <w:tab/>
-      <w:t>2026-10-25</w:t>
+      <w:t>2026-10-26</w:t>
       <w:br/>
       <w:br/>
     </w:r>

--- a/klagomål/A 54343-2025 FSC-klagomål.docx
+++ b/klagomål/A 54343-2025 FSC-klagomål.docx
@@ -1485,7 +1485,7 @@
     <w:r>
       <w:tab/>
       <w:tab/>
-      <w:t>2026-10-26</w:t>
+      <w:t>2026-10-27</w:t>
       <w:br/>
       <w:br/>
     </w:r>

--- a/klagomål/A 54343-2025 FSC-klagomål.docx
+++ b/klagomål/A 54343-2025 FSC-klagomål.docx
@@ -1485,7 +1485,7 @@
     <w:r>
       <w:tab/>
       <w:tab/>
-      <w:t>2026-10-27</w:t>
+      <w:t>2026-10-28</w:t>
       <w:br/>
       <w:br/>
     </w:r>

--- a/klagomål/A 54343-2025 FSC-klagomål.docx
+++ b/klagomål/A 54343-2025 FSC-klagomål.docx
@@ -1485,7 +1485,7 @@
     <w:r>
       <w:tab/>
       <w:tab/>
-      <w:t>2026-10-28</w:t>
+      <w:t>2026-10-29</w:t>
       <w:br/>
       <w:br/>
     </w:r>

--- a/klagomål/A 54343-2025 FSC-klagomål.docx
+++ b/klagomål/A 54343-2025 FSC-klagomål.docx
@@ -1485,7 +1485,7 @@
     <w:r>
       <w:tab/>
       <w:tab/>
-      <w:t>2026-10-29</w:t>
+      <w:t>2026-10-31</w:t>
       <w:br/>
       <w:br/>
     </w:r>
